--- a/Lumbee_RIVR_Tech_IRU_Package/02_Core_Agreements/06_Data_Privacy_and_Cybersecurity_Addendum.docx
+++ b/Lumbee_RIVR_Tech_IRU_Package/02_Core_Agreements/06_Data_Privacy_and_Cybersecurity_Addendum.docx
@@ -277,7 +277,7 @@
           <w:b w:val="0"/>
           <w:i w:val="0"/>
         </w:rPr>
-        <w:t xml:space="preserve"> (the “Effective Date”), by and between Lumbee Tribe of North Carolina (the “Tribe”), or a wholly owned Tribal entity or Tribally chartered instrumentality designated by the Tribe, and LREMC Technologies, LLC d/b/a RIVR Tech (“RIVR Tech”). The Tribe and RIVR Tech are each a “Party” and together the “Parties.” This Addendum is Schedule 02.06 to, and is incorporated by reference into, the Master IRU and Network Operations Agreement between the Parties (the “Master Agreement,” Document 02.01) and supplements the Operations, Maintenance and Service Level Agreement (the “O&amp;M/SLA,” Document 02.03).</w:t>
+        <w:t xml:space="preserve"> (the “Effective Date”), by and between Lumbee Tribe of North Carolina (the “Lumbee Tribe”), or a wholly owned Tribal entity or Tribally chartered instrumentality designated by the Lumbee Tribe, and LREMC Technologies, LLC d/b/a RIVR Tech (“RIVR Tech”). The Lumbee Tribe and RIVR Tech are each a “Party” and together the “Parties.” This Addendum is Schedule 02.06 to, and is incorporated by reference into, the Master IRU and Network Operations Agreement between the Parties (the “Master Agreement,” Document 02.01) and supplements the Operations, Maintenance and Service Level Agreement (the “O&amp;M/SLA,” Document 02.03).</w:t>
       </w:r>
     </w:p>
     <w:p>
@@ -296,7 +296,7 @@
           <w:i/>
           <w:color w:val="595959"/>
         </w:rPr>
-        <w:t>The Tribe’s status as an eligible entity under the Tribal Broadband Connectivity Program (TBCP) depends on federal-recognition status. See Lumbee Act of 1956, Pub. L. 84-570, 70 Stat. 254 (federal-recognition status affecting TBCP eligibility). Confirm eligibility and the flow-down of data, privacy, and security conditions from the NTIA Standard Terms and Conditions and Specific Award Conditions before execution.</w:t>
+        <w:t>The Lumbee Tribe’s status as an eligible entity under the Tribal Broadband Connectivity Program (TBCP) depends on federal-recognition status. See Lumbee Act of 1956, Pub. L. 84-570, 70 Stat. 254 (federal-recognition status affecting TBCP eligibility). Confirm eligibility and the flow-down of data, privacy, and security conditions from the NTIA Standard Terms and Conditions and Specific Award Conditions before execution.</w:t>
       </w:r>
     </w:p>
     <w:p>
@@ -315,7 +315,7 @@
           <w:i/>
           <w:color w:val="595959"/>
         </w:rPr>
-        <w:t>This Addendum allocates rights in customer and network data, defines security obligations, and recognizes Tribal data sovereignty. It must be reviewed by counsel for the Tribe and by communications/privacy counsel (CPNI, FCC breach rules, and state breach-notification law) before execution.</w:t>
+        <w:t>This Addendum allocates rights in customer and network data, defines security obligations, and recognizes Tribal data sovereignty. It must be reviewed by counsel for the Lumbee Tribe and by communications/privacy counsel (CPNI, FCC breach rules, and state breach-notification law) before execution.</w:t>
       </w:r>
     </w:p>
     <w:p>
@@ -354,7 +354,7 @@
           <w:b w:val="0"/>
           <w:i w:val="0"/>
         </w:rPr>
-        <w:t>The purpose of this Addendum is to allocate ownership of, and rights to use, Customer Data and Network Data relating to the hybrid Network; to establish the privacy, cybersecurity, and incident-response obligations of RIVR Tech as operator; to recognize and protect the Tribe’s sovereign interest in data of its members and of subscribers within the Service Territory; and to ensure that Customer Data and records remain available to the Tribe or a successor operator on expiration, termination, or transition.</w:t>
+        <w:t>The purpose of this Addendum is to allocate ownership of, and rights to use, Customer Data and Network Data relating to the hybrid Network; to establish the privacy, cybersecurity, and incident-response obligations of RIVR Tech as operator; to recognize and protect the Lumbee Tribe’s sovereign interest in data of its members and of subscribers within the Service Territory; and to ensure that Customer Data and records remain available to the Lumbee Tribe or a successor operator on expiration, termination, or transition.</w:t>
       </w:r>
     </w:p>
     <w:p>
@@ -426,7 +426,7 @@
           <w:b w:val="0"/>
           <w:i w:val="0"/>
         </w:rPr>
-        <w:t>Nothing in this Addendum waives, subordinates, or diminishes any right of the Tribe or of the United States in the Tribal Assets or in any records, data, or intangible property in which a Federal Interest exists. Intangible property acquired or improved with TBCP funds is subject to 2 CFR 200.315 (Intangible property).</w:t>
+        <w:t>Nothing in this Addendum waives, subordinates, or diminishes any right of the Lumbee Tribe or of the United States in the Tribal Assets or in any records, data, or intangible property in which a Federal Interest exists. Intangible property acquired or improved with TBCP funds is subject to 2 CFR 200.315 (Intangible property).</w:t>
       </w:r>
     </w:p>
     <w:p>
@@ -540,7 +540,7 @@
           <w:b w:val="0"/>
           <w:i w:val="0"/>
         </w:rPr>
-        <w:t>“Tribal Data” means Customer Data and Personal Information of enrolled members of the Lumbee Tribe of North Carolina and of subscribers whose service address is within the Service Territory, together with any data in which the Tribe asserts a sovereign or proprietary interest under Article 16.</w:t>
+        <w:t>“Tribal Data” means Customer Data and Personal Information of enrolled members of the Lumbee Tribe of North Carolina and of subscribers whose service address is within the Service Territory, together with any data in which the Lumbee Tribe asserts a sovereign or proprietary interest under Article 16.</w:t>
       </w:r>
     </w:p>
     <w:p>
@@ -705,7 +705,7 @@
           <w:b w:val="0"/>
           <w:i w:val="0"/>
         </w:rPr>
-        <w:t>Alternative A — Operator ownership. RIVR Tech owns Customer Data it collects, subject to a perpetual, royalty-free license to the Tribe and the return/portability rights in Articles 17–18.</w:t>
+        <w:t>Alternative A — Operator ownership. RIVR Tech owns Customer Data it collects, subject to a perpetual, royalty-free license to the Lumbee Tribe and the return/portability rights in Articles 17–18.</w:t>
       </w:r>
     </w:p>
     <w:p>
@@ -723,7 +723,7 @@
           <w:b w:val="0"/>
           <w:i w:val="0"/>
         </w:rPr>
-        <w:t>Alternative B — Tribal ownership. The Tribe owns all Customer Data relating to subscribers in the Service Territory, and RIVR Tech holds a limited license to Process it solely to operate the Network and provide services.</w:t>
+        <w:t>Alternative B — Tribal ownership. The Lumbee Tribe owns all Customer Data relating to subscribers in the Service Territory, and RIVR Tech holds a limited license to Process it solely to operate the Network and provide services.</w:t>
       </w:r>
     </w:p>
     <w:p>
@@ -741,7 +741,7 @@
           <w:b w:val="0"/>
           <w:i w:val="0"/>
         </w:rPr>
-        <w:t>Alternative C (RECOMMENDED) — Joint framework. The Parties adopt a joint stewardship framework: RIVR Tech owns Network Data and its own derived operational analytics; Customer Data is jointly held, with the Tribe owning all Tribal Data and holding, at all times, a perpetual, irrevocable, royalty-free right to access, copy, and receive Customer Data in portable form, and with exclusive rights vesting in the Tribe on transition to a successor operator (Article 18).</w:t>
+        <w:t>Alternative C (RECOMMENDED) — Joint framework. The Parties adopt a joint stewardship framework: RIVR Tech owns Network Data and its own derived operational analytics; Customer Data is jointly held, with the Lumbee Tribe owning all Tribal Data and holding, at all times, a perpetual, irrevocable, royalty-free right to access, copy, and receive Customer Data in portable form, and with exclusive rights vesting in the Lumbee Tribe on transition to a successor operator (Article 18).</w:t>
       </w:r>
     </w:p>
     <w:p>
@@ -760,7 +760,7 @@
           <w:i/>
           <w:color w:val="595959"/>
         </w:rPr>
-        <w:t>Ownership of Customer Data is a business decision with material downstream effects on marketing rights, data monetization, and transition leverage. RECOMMENDATION: adopt Alternative C (joint framework with Tribe rights on transition). Confirm and set [■ selected ownership alternative and any revenue-data carve-outs].</w:t>
+        <w:t>Ownership of Customer Data is a business decision with material downstream effects on marketing rights, data monetization, and transition leverage. RECOMMENDATION: adopt Alternative C (joint framework with Lumbee Tribe rights on transition). Confirm and set [■ selected ownership alternative and any revenue-data carve-outs].</w:t>
       </w:r>
     </w:p>
     <w:p>
@@ -784,7 +784,7 @@
           <w:b w:val="0"/>
           <w:i w:val="0"/>
         </w:rPr>
-        <w:t>Regardless of the ownership alternative selected, RIVR Tech may Process Customer Data only to: (a) provide, bill for, maintain, and support services over the Network; (b) protect the security and integrity of the Network and prevent fraud; (c) comply with law and the Award; and (d) perform analytics in aggregated or de-identified form that cannot reasonably be re-identified. Any other use, including sale, licensing, or use for targeted advertising to third parties, requires the Tribe’s prior written consent and, where applicable, subscriber consent under the CPNI rules.</w:t>
+        <w:t>Regardless of the ownership alternative selected, RIVR Tech may Process Customer Data only to: (a) provide, bill for, maintain, and support services over the Network; (b) protect the security and integrity of the Network and prevent fraud; (c) comply with law and the Award; and (d) perform analytics in aggregated or de-identified form that cannot reasonably be re-identified. Any other use, including sale, licensing, or use for targeted advertising to third parties, requires the Lumbee Tribe’s prior written consent and, where applicable, subscriber consent under the CPNI rules.</w:t>
       </w:r>
     </w:p>
     <w:p>
@@ -871,7 +871,7 @@
           <w:b w:val="0"/>
           <w:i w:val="0"/>
         </w:rPr>
-        <w:t>To the extent RIVR Tech provides telecommunications service or interconnected VoIP service over the Network, RIVR Tech shall comply with 47 U.S.C. § 222 and 47 CFR §§ 64.2001–64.2011 (Customer Proprietary Network Information) and shall maintain and, upon request, provide to the Tribe the annual CPNI compliance certificate and accompanying statement filed with the FCC.</w:t>
+        <w:t>To the extent RIVR Tech provides telecommunications service or interconnected VoIP service over the Network, RIVR Tech shall comply with 47 U.S.C. § 222 and 47 CFR §§ 64.2001–64.2011 (Customer Proprietary Network Information) and shall maintain and, upon request, provide to the Lumbee Tribe the annual CPNI compliance certificate and accompanying statement filed with the FCC.</w:t>
       </w:r>
     </w:p>
     <w:p>
@@ -982,7 +982,7 @@
           <w:b w:val="0"/>
           <w:i w:val="0"/>
         </w:rPr>
-        <w:t xml:space="preserve">RIVR Tech shall maintain a clear, accurate, and accessible privacy notice describing the categories of Customer Data Processed, the purposes of Processing, retention periods, subscriber choices, and how subscribers may exercise their rights. RIVR Tech shall provide the Tribe a copy of each notice and each material revision at least </w:t>
+        <w:t xml:space="preserve">RIVR Tech shall maintain a clear, accurate, and accessible privacy notice describing the categories of Customer Data Processed, the purposes of Processing, retention periods, subscriber choices, and how subscribers may exercise their rights. RIVR Tech shall provide the Lumbee Tribe a copy of each notice and each material revision at least </w:t>
       </w:r>
       <w:r>
         <w:rPr>
@@ -1046,7 +1046,7 @@
           <w:b w:val="0"/>
           <w:i w:val="0"/>
         </w:rPr>
-        <w:t>For subscribers in the Service Territory, RIVR Tech shall coordinate with the Tribe so that privacy notices are consistent with any privacy or data-governance policy adopted by the Tribe.</w:t>
+        <w:t>For subscribers in the Service Territory, RIVR Tech shall coordinate with the Lumbee Tribe so that privacy notices are consistent with any privacy or data-governance policy adopted by the Lumbee Tribe.</w:t>
       </w:r>
     </w:p>
     <w:p>
@@ -1269,7 +1269,7 @@
                 <w:i w:val="0"/>
                 <w:sz w:val="18"/>
               </w:rPr>
-              <w:t>Joint / Tribe (Tribal Data)</w:t>
+              <w:t>Joint / Lumbee Tribe (Tribal Data)</w:t>
             </w:r>
           </w:p>
         </w:tc>
@@ -1496,7 +1496,7 @@
                 <w:i w:val="0"/>
                 <w:sz w:val="18"/>
               </w:rPr>
-              <w:t>Tribe (Federal Interest)</w:t>
+              <w:t>Lumbee Tribe (Federal Interest)</w:t>
             </w:r>
           </w:p>
         </w:tc>
@@ -1828,7 +1828,7 @@
           <w:b w:val="0"/>
           <w:i w:val="0"/>
         </w:rPr>
-        <w:t>, remediate findings on a risk-prioritized basis, and provide the Tribe a summary of results and remediation status on request.</w:t>
+        <w:t>, remediate findings on a risk-prioritized basis, and provide the Lumbee Tribe a summary of results and remediation status on request.</w:t>
       </w:r>
     </w:p>
     <w:p>
@@ -1868,7 +1868,7 @@
           <w:b w:val="0"/>
           <w:i w:val="0"/>
         </w:rPr>
-        <w:t xml:space="preserve"> (and after any Breach), the Tribe or its designee may review RIVR Tech’s security certifications (e.g., SOC 2 Type II, if any), policies, and evidence of control operation, subject to confidentiality.</w:t>
+        <w:t xml:space="preserve"> (and after any Breach), the Lumbee Tribe or its designee may review RIVR Tech’s security certifications (e.g., SOC 2 Type II, if any), policies, and evidence of control operation, subject to confidentiality.</w:t>
       </w:r>
     </w:p>
     <w:p>
@@ -2497,7 +2497,7 @@
           <w:color w:val="000000"/>
           <w:sz w:val="22"/>
         </w:rPr>
-        <w:t>11.2  Notification to the Tribe</w:t>
+        <w:t>11.2  Notification to the Lumbee Tribe</w:t>
       </w:r>
     </w:p>
     <w:p>
@@ -2506,7 +2506,7 @@
           <w:b w:val="0"/>
           <w:i w:val="0"/>
         </w:rPr>
-        <w:t xml:space="preserve">RIVR Tech shall notify the Tribe of a Security Incident affecting, or reasonably likely to affect, Customer Data or Tribal Data without undue delay and no later than </w:t>
+        <w:t xml:space="preserve">RIVR Tech shall notify the Lumbee Tribe of a Security Incident affecting, or reasonably likely to affect, Customer Data or Tribal Data without undue delay and no later than </w:t>
       </w:r>
       <w:r>
         <w:rPr>
@@ -2658,7 +2658,7 @@
                 <w:i w:val="0"/>
                 <w:sz w:val="18"/>
               </w:rPr>
-              <w:t>Tribe security contact</w:t>
+              <w:t>Lumbee Tribe security contact</w:t>
             </w:r>
           </w:p>
         </w:tc>
@@ -2731,7 +2731,7 @@
                 <w:i w:val="0"/>
                 <w:sz w:val="18"/>
               </w:rPr>
-              <w:t>Law enforcement + subscribers + Tribe</w:t>
+              <w:t>Law enforcement + subscribers + Lumbee Tribe</w:t>
             </w:r>
           </w:p>
         </w:tc>
@@ -2802,7 +2802,7 @@
                 <w:i w:val="0"/>
                 <w:sz w:val="18"/>
               </w:rPr>
-              <w:t>Tribe + affected individuals + AG</w:t>
+              <w:t>Lumbee Tribe + affected individuals + AG</w:t>
             </w:r>
           </w:p>
         </w:tc>
@@ -2875,7 +2875,7 @@
                 <w:i w:val="0"/>
                 <w:sz w:val="18"/>
               </w:rPr>
-              <w:t>Tribe + O&amp;M NOC</w:t>
+              <w:t>Lumbee Tribe + O&amp;M NOC</w:t>
             </w:r>
           </w:p>
         </w:tc>
@@ -2948,7 +2948,7 @@
                 <w:i w:val="0"/>
                 <w:sz w:val="18"/>
               </w:rPr>
-              <w:t>Tribe grants contact</w:t>
+              <w:t>Lumbee Tribe grants contact</w:t>
             </w:r>
           </w:p>
         </w:tc>
@@ -3012,7 +3012,7 @@
           <w:b w:val="0"/>
           <w:i w:val="0"/>
         </w:rPr>
-        <w:t>Each notice shall describe, to the extent known, the nature of the incident, the categories and volume of data involved, the subscribers or members affected in the Service Territory, containment and remediation steps, and points of contact. RIVR Tech shall preserve evidence, cooperate with the Tribe’s reasonable requests, and support any disclosure the Tribe must make under 2 CFR 200.113 (Mandatory disclosures).</w:t>
+        <w:t>Each notice shall describe, to the extent known, the nature of the incident, the categories and volume of data involved, the subscribers or members affected in the Service Territory, containment and remediation steps, and points of contact. RIVR Tech shall preserve evidence, cooperate with the Lumbee Tribe’s reasonable requests, and support any disclosure the Lumbee Tribe must make under 2 CFR 200.113 (Mandatory disclosures).</w:t>
       </w:r>
     </w:p>
     <w:p>
@@ -3118,7 +3118,7 @@
           <w:b w:val="0"/>
           <w:i w:val="0"/>
         </w:rPr>
-        <w:t>On a ransomware event, RIVR Tech shall isolate affected systems, activate the incident-response and business-continuity plans, notify the Tribe under Article 11, and coordinate with law enforcement and CISA as appropriate.</w:t>
+        <w:t>On a ransomware event, RIVR Tech shall isolate affected systems, activate the incident-response and business-continuity plans, notify the Lumbee Tribe under Article 11, and coordinate with law enforcement and CISA as appropriate.</w:t>
       </w:r>
     </w:p>
     <w:p>
@@ -3142,7 +3142,7 @@
           <w:b w:val="0"/>
           <w:i w:val="0"/>
         </w:rPr>
-        <w:t xml:space="preserve">RIVR Tech shall not make, facilitate, or cause any ransom or extortion payment relating to the Network or Customer Data without the Tribe’s prior written consent, and shall comply with OFAC and other sanctions law. </w:t>
+        <w:t xml:space="preserve">RIVR Tech shall not make, facilitate, or cause any ransom or extortion payment relating to the Network or Customer Data without the Lumbee Tribe’s prior written consent, and shall comply with OFAC and other sanctions law. </w:t>
       </w:r>
       <w:r>
         <w:rPr>
@@ -3221,7 +3221,7 @@
           <w:b w:val="0"/>
           <w:i w:val="0"/>
         </w:rPr>
-        <w:t>RIVR Tech shall maintain a current list of Subprocessors that Process Tribal Data and provide it to the Tribe on request. The Tribe may object to a Subprocessor on reasonable data-protection or sovereignty grounds; the Parties shall work in good faith to address the objection.</w:t>
+        <w:t>RIVR Tech shall maintain a current list of Subprocessors that Process Tribal Data and provide it to the Lumbee Tribe on request. The Lumbee Tribe may object to a Subprocessor on reasonable data-protection or sovereignty grounds; the Parties shall work in good faith to address the objection.</w:t>
       </w:r>
     </w:p>
     <w:p>
@@ -3418,7 +3418,7 @@
           <w:color w:val="000000"/>
           <w:sz w:val="22"/>
         </w:rPr>
-        <w:t>15.2  Notice to the Tribe</w:t>
+        <w:t>15.2  Notice to the Lumbee Tribe</w:t>
       </w:r>
     </w:p>
     <w:p>
@@ -3427,7 +3427,7 @@
           <w:b w:val="0"/>
           <w:i w:val="0"/>
         </w:rPr>
-        <w:t>Where not legally prohibited, RIVR Tech shall notify the Tribe before disclosing Tribal Data in response to legal process, so the Tribe may seek to limit or quash the request, and shall reasonably cooperate with the Tribe’s lawful efforts to protect the data.</w:t>
+        <w:t>Where not legally prohibited, RIVR Tech shall notify the Lumbee Tribe before disclosing Tribal Data in response to legal process, so the Lumbee Tribe may seek to limit or quash the request, and shall reasonably cooperate with the Lumbee Tribe’s lawful efforts to protect the data.</w:t>
       </w:r>
     </w:p>
     <w:p>
@@ -3451,7 +3451,7 @@
           <w:b w:val="0"/>
           <w:i w:val="0"/>
         </w:rPr>
-        <w:t>RIVR Tech shall keep a record of law-enforcement requests affecting Tribal Data and make summary information available to the Tribe on request, subject to legal limits.</w:t>
+        <w:t>RIVR Tech shall keep a record of law-enforcement requests affecting Tribal Data and make summary information available to the Lumbee Tribe on request, subject to legal limits.</w:t>
       </w:r>
     </w:p>
     <w:p>
@@ -3470,7 +3470,7 @@
           <w:i/>
           <w:color w:val="595959"/>
         </w:rPr>
-        <w:t>The interaction of Tribal sovereignty, ECPA/Stored Communications Act, CALEA, and any protective-order or gag provisions is fact-specific. Counsel must confirm the notice-to-Tribe mechanics and any limits on pre-disclosure notice.</w:t>
+        <w:t>The interaction of Tribal sovereignty, ECPA/Stored Communications Act, CALEA, and any protective-order or gag provisions is fact-specific. Counsel must confirm the notice-to-Lumbee Tribe mechanics and any limits on pre-disclosure notice.</w:t>
       </w:r>
     </w:p>
     <w:p>
@@ -3509,7 +3509,7 @@
           <w:b w:val="0"/>
           <w:i w:val="0"/>
         </w:rPr>
-        <w:t>The Parties recognize the Tribe’s inherent sovereign interest in, and governance authority over, Tribal Data, including data of enrolled members and of subscribers within the Service Territory. Tribal Data shall be Processed in a manner consistent with the Tribe’s data-governance principles and applicable Tribal law, consistent with the CARE principles for Indigenous data governance and the concept of Indigenous data sovereignty.</w:t>
+        <w:t>The Parties recognize the Lumbee Tribe’s inherent sovereign interest in, and governance authority over, Tribal Data, including data of enrolled members and of subscribers within the Service Territory. Tribal Data shall be Processed in a manner consistent with the Lumbee Tribe’s data-governance principles and applicable Tribal law, consistent with the CARE principles for Indigenous data governance and the concept of Indigenous data sovereignty.</w:t>
       </w:r>
     </w:p>
     <w:p>
@@ -3569,7 +3569,7 @@
           <w:b w:val="0"/>
           <w:i w:val="0"/>
         </w:rPr>
-        <w:t>Option 2 — U.S.-only plus enhanced access controls. Option 1 plus Tribe-visible logging of administrative access to Tribal Data.</w:t>
+        <w:t>Option 2 — U.S.-only plus enhanced access controls. Option 1 plus Lumbee Tribe-visible logging of administrative access to Tribal Data.</w:t>
       </w:r>
     </w:p>
     <w:p>
@@ -3587,7 +3587,7 @@
           <w:b w:val="0"/>
           <w:i w:val="0"/>
         </w:rPr>
-        <w:t>Option 3 (RECOMMENDED baseline) — In-territory/Tribally-designated hosting where feasible. Tribal Data of record is maintained in a repository located in the United States and, where technically and commercially feasible, in a location or under a cloud configuration designated or approved by the Tribe, with the Tribe holding independent access to a copy of its Tribal Data.</w:t>
+        <w:t>Option 3 (RECOMMENDED baseline) — In-territory/Tribally-designated hosting where feasible. Tribal Data of record is maintained in a repository located in the United States and, where technically and commercially feasible, in a location or under a cloud configuration designated or approved by the Lumbee Tribe, with the Lumbee Tribe holding independent access to a copy of its Tribal Data.</w:t>
       </w:r>
     </w:p>
     <w:p>
@@ -3606,7 +3606,7 @@
           <w:i/>
           <w:color w:val="595959"/>
         </w:rPr>
-        <w:t>Tribal data-residency and access rights implicate sovereignty, contract, and technical-feasibility questions. Select the model and confirm enforceability and cost with counsel and the Tribe’s technical team: [■ selected data-residency / access option and location].</w:t>
+        <w:t>Tribal data-residency and access rights implicate sovereignty, contract, and technical-feasibility questions. Select the model and confirm enforceability and cost with counsel and the Lumbee Tribe’s technical team: [■ selected data-residency / access option and location].</w:t>
       </w:r>
     </w:p>
     <w:p>
@@ -3630,7 +3630,7 @@
           <w:b w:val="0"/>
           <w:i w:val="0"/>
         </w:rPr>
-        <w:t>The Tribe may adopt data-governance, privacy, or research-review policies applicable to Tribal Data, and may audit RIVR Tech’s handling of Tribal Data on reasonable notice, subject to confidentiality.</w:t>
+        <w:t>The Lumbee Tribe may adopt data-governance, privacy, or research-review policies applicable to Tribal Data, and may audit RIVR Tech’s handling of Tribal Data on reasonable notice, subject to confidentiality.</w:t>
       </w:r>
     </w:p>
     <w:p>
@@ -3654,7 +3654,7 @@
           <w:b w:val="0"/>
           <w:i w:val="0"/>
         </w:rPr>
-        <w:t>Nothing in this Addendum constitutes a waiver of the Tribe’s sovereign immunity or sovereign authority. Any waiver must be express, written, and limited as provided in the Master Agreement.</w:t>
+        <w:t>Nothing in this Addendum constitutes a waiver of the Lumbee Tribe’s sovereign immunity or sovereign authority. Any waiver must be express, written, and limited as provided in the Master Agreement.</w:t>
       </w:r>
     </w:p>
     <w:p>
@@ -3693,7 +3693,7 @@
           <w:b w:val="0"/>
           <w:i w:val="0"/>
         </w:rPr>
-        <w:t>On expiration or termination of the Master Agreement, or on the Tribe’s request during a transition under Document 02.07, RIVR Tech shall, at the Tribe’s election, return to the Tribe or a successor operator, and/or securely destroy, all Customer Data and Tribal Data in RIVR Tech’s possession or control, except copies required to be retained by law or the Award.</w:t>
+        <w:t>On expiration or termination of the Master Agreement, or on the Lumbee Tribe’s request during a transition under Document 02.07, RIVR Tech shall, at the Lumbee Tribe’s election, return to the Lumbee Tribe or a successor operator, and/or securely destroy, all Customer Data and Tribal Data in RIVR Tech’s possession or control, except copies required to be retained by law or the Award.</w:t>
       </w:r>
     </w:p>
     <w:p>
@@ -3780,7 +3780,7 @@
           <w:b w:val="0"/>
           <w:i w:val="0"/>
         </w:rPr>
-        <w:t>To ensure continuity of service and to protect the Federal Interest, RIVR Tech shall, on transition, deliver Customer Data, Network Data necessary to operate the Tribal Assets, and associated records to the Tribe or its designated successor operator in a complete, usable, and non-proprietary or documented format, together with data dictionaries and reasonable knowledge-transfer support.</w:t>
+        <w:t>To ensure continuity of service and to protect the Federal Interest, RIVR Tech shall, on transition, deliver Customer Data, Network Data necessary to operate the Tribal Assets, and associated records to the Lumbee Tribe or its designated successor operator in a complete, usable, and non-proprietary or documented format, together with data dictionaries and reasonable knowledge-transfer support.</w:t>
       </w:r>
     </w:p>
     <w:p>
@@ -3847,7 +3847,7 @@
           <w:i/>
           <w:color w:val="595959"/>
         </w:rPr>
-        <w:t>Because the Tribal Assets and related intangible property carry a Federal Interest, data and records enabling continued operation must transfer to the Tribe or a successor. Confirm treatment of intangible property under 2 CFR 200.315 (Intangible property) and disposition rules.</w:t>
+        <w:t>Because the Tribal Assets and related intangible property carry a Federal Interest, data and records enabling continued operation must transfer to the Lumbee Tribe or a successor. Confirm treatment of intangible property under 2 CFR 200.315 (Intangible property) and disposition rules.</w:t>
       </w:r>
     </w:p>
     <w:p>
@@ -3886,7 +3886,7 @@
           <w:b w:val="0"/>
           <w:i w:val="0"/>
         </w:rPr>
-        <w:t>RIVR Tech shall provide the Tribe, NTIA, the Department of Commerce, the Inspector General, and the Comptroller General (and their authorized representatives) timely access to records and data relating to the Award to the extent required by 2 CFR 200.334–200.337 (Record retention and access; three-year retention), on the notice window used across the package (10 business days, or immediately where required by the auditing authority).</w:t>
+        <w:t>RIVR Tech shall provide the Lumbee Tribe, NTIA, the Department of Commerce, the Inspector General, and the Comptroller General (and their authorized representatives) timely access to records and data relating to the Award to the extent required by 2 CFR 200.334–200.337 (Record retention and access; three-year retention), on the notice window used across the package (10 business days, or immediately where required by the auditing authority).</w:t>
       </w:r>
     </w:p>
     <w:p>
@@ -3934,7 +3934,7 @@
           <w:b w:val="0"/>
           <w:i w:val="0"/>
         </w:rPr>
-        <w:t xml:space="preserve">RIVR Tech shall provide the Tribe periodic privacy and security compliance reporting at </w:t>
+        <w:t xml:space="preserve">RIVR Tech shall provide the Lumbee Tribe periodic privacy and security compliance reporting at </w:t>
       </w:r>
       <w:r>
         <w:rPr>
@@ -4024,7 +4024,7 @@
           <w:i/>
           <w:color w:val="595959"/>
         </w:rPr>
-        <w:t>Governing law, dispute resolution, and any limited waiver of sovereign immunity must not be selected silently. Counsel for the Tribe must confirm the alternative and its interaction with the Master Agreement.</w:t>
+        <w:t>Governing law, dispute resolution, and any limited waiver of sovereign immunity must not be selected silently. Counsel for the Lumbee Tribe must confirm the alternative and its interaction with the Master Agreement.</w:t>
       </w:r>
     </w:p>
     <w:p>
